--- a/worksheets/MS_L11_RevisionHQ1_Worksheet.docx
+++ b/worksheets/MS_L11_RevisionHQ1_Worksheet.docx
@@ -4875,7 +4875,7 @@
                       <w:sz w:val="21"/>
                       <w:szCs w:val="21"/>
                     </w:rPr>
-                    <w:t xml:space="preserve">Lesson 1: RAM and ROM diagram</w:t>
+                    <w:t xml:space="preserve">Memory bay worksheet (L1): the RAM and ROM comparison table</w:t>
                   </w:r>
                 </w:p>
               </w:tc>
@@ -4947,7 +4947,7 @@
                       <w:sz w:val="21"/>
                       <w:szCs w:val="21"/>
                     </w:rPr>
-                    <w:t xml:space="preserve">Lesson 2: virtual memory scenario</w:t>
+                    <w:t xml:space="preserve">Swap space worksheet (L2): the virtual memory scenario</w:t>
                   </w:r>
                 </w:p>
               </w:tc>
@@ -5019,7 +5019,7 @@
                       <w:sz w:val="21"/>
                       <w:szCs w:val="21"/>
                     </w:rPr>
-                    <w:t xml:space="preserve">Lesson 3 and 4: Top Trumps cards</w:t>
+                    <w:t xml:space="preserve">Storage warehouse and Top Trumps worksheets (L3 and L4): the device cards</w:t>
                   </w:r>
                 </w:p>
               </w:tc>
@@ -5091,7 +5091,7 @@
                       <w:sz w:val="21"/>
                       <w:szCs w:val="21"/>
                     </w:rPr>
-                    <w:t xml:space="preserve">Lesson 5: nine situations</w:t>
+                    <w:t xml:space="preserve">Pick the storage worksheet (L5): the nine situations</w:t>
                   </w:r>
                 </w:p>
               </w:tc>
@@ -5163,7 +5163,7 @@
                       <w:sz w:val="21"/>
                       <w:szCs w:val="21"/>
                     </w:rPr>
-                    <w:t xml:space="preserve">Lesson 6: units task</w:t>
+                    <w:t xml:space="preserve">Units lab worksheet (L6): the unit conversions</w:t>
                   </w:r>
                 </w:p>
               </w:tc>
@@ -5235,7 +5235,7 @@
                       <w:sz w:val="21"/>
                       <w:szCs w:val="21"/>
                     </w:rPr>
-                    <w:t xml:space="preserve">Lesson 7: capacity calculations</w:t>
+                    <w:t xml:space="preserve">Capacity calculator worksheet (L7): the three calculations</w:t>
                   </w:r>
                 </w:p>
               </w:tc>
@@ -5307,7 +5307,7 @@
                       <w:sz w:val="21"/>
                       <w:szCs w:val="21"/>
                     </w:rPr>
-                    <w:t xml:space="preserve">Lesson 8: conversions and addition</w:t>
+                    <w:t xml:space="preserve">Binary workshop worksheet (L8): conversions and addition</w:t>
                   </w:r>
                 </w:p>
               </w:tc>
@@ -5379,7 +5379,7 @@
                       <w:sz w:val="21"/>
                       <w:szCs w:val="21"/>
                     </w:rPr>
-                    <w:t xml:space="preserve">Lesson 10: shifts and hex</w:t>
+                    <w:t xml:space="preserve">Shift and hex lab worksheet (L10): shifts and hexadecimal</w:t>
                   </w:r>
                 </w:p>
               </w:tc>
